--- a/droit social dcg/15- d mission.docx
+++ b/droit social dcg/15- d mission.docx
@@ -8,7 +8,12 @@
         <w:jc w:val="center"/>
       </w:pPr>
       <w:r>
-        <w:t>FICHE 15 : LA D�MISSION</w:t>
+        <w:rPr>
+          <w:b/>
+          <w:color w:val="1F4E79"/>
+          <w:sz w:val="34"/>
+        </w:rPr>
+        <w:t>FICHE 15 : LA D'MISSION</w:t>
       </w:r>
     </w:p>
     <w:p/>
@@ -17,7 +22,12 @@
         <w:pStyle w:val="Heading2"/>
       </w:pPr>
       <w:r>
-        <w:t>LA D�MISSION VOLONTAIRE I �</w:t>
+        <w:rPr>
+          <w:b/>
+          <w:color w:val="2F5496"/>
+          <w:sz w:val="24"/>
+        </w:rPr>
+        <w:t>LA D'MISSION VOLONTAIRE I e</w:t>
       </w:r>
     </w:p>
     <w:p>
@@ -25,96 +35,191 @@
         <w:pStyle w:val="Heading2"/>
       </w:pPr>
       <w:r>
-        <w:t>D�FINITION ET CONDITIONS DE FOND A �</w:t>
+        <w:rPr>
+          <w:b/>
+          <w:color w:val="7030A0"/>
+          <w:sz w:val="24"/>
+        </w:rPr>
+        <w:t>D'FINITION ET CONDITIONS DE FOND A e</w:t>
       </w:r>
     </w:p>
     <w:p>
       <w:r>
-        <w:t>La d�mission est l�acte unilat�ral par lequel le salari� d�cide de mettre fin � la relation de travail.</w:t>
+        <w:rPr>
+          <w:b w:val="0"/>
+          <w:color w:val="7030A0"/>
+          <w:sz w:val="22"/>
+        </w:rPr>
+        <w:t>La d'mission est l'acte unilateral par lequel le salarie d'cide de mettre fin e la relation de travail.</w:t>
       </w:r>
     </w:p>
     <w:p>
       <w:r>
-        <w:t>Cette modalit� particuli�re de rompre le contrat de travail est r�serv�e aux contrats � dur�e ind�termin�s. Les contrats � dur�e</w:t>
+        <w:rPr>
+          <w:b w:val="0"/>
+          <w:color w:val="7030A0"/>
+          <w:sz w:val="22"/>
+        </w:rPr>
+        <w:t>Cette modalite particuliere de rompre le contrat de travail est reservee aux contrats e duree indetermines. Les contrats e duree</w:t>
       </w:r>
     </w:p>
     <w:p>
       <w:r>
-        <w:t>d�termin�e et autres contrats pr�caires doivent, eux, se poursuivre en principe jusqu�au terme pr�vu. Les motifs de rupture anticip�e</w:t>
+        <w:rPr>
+          <w:b w:val="0"/>
+          <w:color w:val="7030A0"/>
+          <w:sz w:val="22"/>
+        </w:rPr>
+        <w:t>d'terminee et autres contrats precaires doivent, eux, se poursuivre en principe jusqu'au terme prevu. Les motifs de rupture anticipee</w:t>
       </w:r>
     </w:p>
     <w:p>
       <w:r>
-        <w:t>ne pr�voient pas la d�mission. La d�mission doit r�sulter d�une volont� claire, s�rieuse et non �quivoque. Ainsi la d�mission ne se</w:t>
+        <w:rPr>
+          <w:b w:val="0"/>
+          <w:color w:val="7030A0"/>
+          <w:sz w:val="22"/>
+        </w:rPr>
+        <w:t>ne prevoient pas la d'mission. La d'mission doit resulter d'une volonte claire, s'rieuse et non equivoque. Ainsi la d'mission ne se</w:t>
       </w:r>
     </w:p>
     <w:p>
       <w:r>
-        <w:t>pr�sume pas et doit �tre l�expression d�une r�flexion s�rieuse et aboutie du salari� sans qu�il soit n�cessaire de la motiver. Par exemple</w:t>
+        <w:rPr>
+          <w:b w:val="0"/>
+          <w:color w:val="7030A0"/>
+          <w:sz w:val="22"/>
+        </w:rPr>
+        <w:t>presume pas et doit etre l'expression d'une reflexion s'rieuse et aboutie du salarie sans qu'il soit n'cessaire de la motiver. Par exemple</w:t>
       </w:r>
     </w:p>
     <w:p>
       <w:r>
-        <w:t>une d�mission donn�e sous l�emprise de la col�re ou d�un mouvement d�humeur ne r�pond pas aux crit�res d�finis. Afin de mieux</w:t>
+        <w:rPr>
+          <w:b w:val="0"/>
+          <w:color w:val="7030A0"/>
+          <w:sz w:val="22"/>
+        </w:rPr>
+        <w:t>une d'mission donnee sous l'emprise de la colere ou d'un mouvement d'humeur ne repond pas aux criteres d'finis. Afin de mieux</w:t>
       </w:r>
     </w:p>
     <w:p>
       <w:r>
-        <w:t>s�curiser l�incertitude que l�abandon de poste peut g�n�rer, la loi du 21 d�cembre 2022 est venue encadrer une telle situation. En</w:t>
+        <w:rPr>
+          <w:b w:val="0"/>
+          <w:color w:val="7030A0"/>
+          <w:sz w:val="22"/>
+        </w:rPr>
+        <w:t>s'curiser l'incertitude que l'abandon de poste peut gen'rer, la loi du 21 d'cembre 2022 est venue encadrer une telle situation. En</w:t>
       </w:r>
     </w:p>
     <w:p>
       <w:r>
-        <w:t>effet, la loi institue d�sormais une pr�somption de d�mission d�s lors que le salari� ne reprend pas son travail apr�s avoir �t� mis</w:t>
+        <w:rPr>
+          <w:b w:val="0"/>
+          <w:color w:val="7030A0"/>
+          <w:sz w:val="22"/>
+        </w:rPr>
+        <w:t>effet, la loi institue d'sormais une presomption de d'mission d's lors que le salarie ne reprend pas son travail apres avoir et' mis</w:t>
       </w:r>
     </w:p>
     <w:p>
       <w:r>
-        <w:t>en demeure de justifier de son absence et de reprendre son poste dans un d�lai de quinze jours au minimum.</w:t>
+        <w:rPr>
+          <w:b w:val="0"/>
+          <w:color w:val="7030A0"/>
+          <w:sz w:val="22"/>
+        </w:rPr>
+        <w:t>en demeure de justifier de son absence et de reprendre son poste dans un d'lai de quinze jours au minimum.</w:t>
       </w:r>
     </w:p>
     <w:p>
       <w:r>
-        <w:t>Le salari� qui entend contester l�usage de cette pr�somption par l�employeur peut saisir le conseil de prud�hommes dont le</w:t>
+        <w:rPr>
+          <w:b w:val="0"/>
+          <w:color w:val="7030A0"/>
+          <w:sz w:val="22"/>
+        </w:rPr>
+        <w:t>Le salarie qui entend contester l'usage de cette presomption par l'employeur peut saisir le conseil de prudehommes dont le</w:t>
       </w:r>
     </w:p>
     <w:p>
       <w:r>
-        <w:t>bureau de jugement doit statuer dans le d�lai d�un mois � compter de sa saisine.</w:t>
+        <w:rPr>
+          <w:b w:val="0"/>
+          <w:color w:val="7030A0"/>
+          <w:sz w:val="22"/>
+        </w:rPr>
+        <w:t>bureau de jugement doit statuer dans le d'lai d'un mois e compter de sa saisine.</w:t>
       </w:r>
     </w:p>
     <w:p>
       <w:r>
+        <w:rPr>
+          <w:b w:val="0"/>
+          <w:color w:val="7030A0"/>
+          <w:sz w:val="22"/>
+        </w:rPr>
         <w:t>67</w:t>
       </w:r>
     </w:p>
     <w:p>
       <w:r>
-        <w:t>�ditions Corroy � 4 rue de Villars, 42000 Saint-�tienne � 04 77 79 92 46 � infos@editions-corroy.fr</w:t>
+        <w:rPr>
+          <w:b w:val="0"/>
+          <w:color w:val="7030A0"/>
+          <w:sz w:val="22"/>
+        </w:rPr>
+        <w:t>editions Corroy e 4 rue de Villars, 42000 Saint-etienne e 04 77 79 92 46 e infos@editions-corroy.fr</w:t>
       </w:r>
     </w:p>
     <w:p>
       <w:r>
+        <w:rPr>
+          <w:b w:val="0"/>
+          <w:color w:val="7030A0"/>
+          <w:sz w:val="22"/>
+        </w:rPr>
         <w:t>Exercice</w:t>
       </w:r>
     </w:p>
     <w:p>
       <w:r>
+        <w:rPr>
+          <w:b w:val="0"/>
+          <w:color w:val="7030A0"/>
+          <w:sz w:val="22"/>
+        </w:rPr>
         <w:t>correspondant</w:t>
       </w:r>
     </w:p>
     <w:p>
       <w:r>
-        <w:t>MARQUIS : conditions de fond et de forme de la d�mission, nature de la prise d�acte, conditions, cons�quences,</w:t>
+        <w:rPr>
+          <w:b w:val="0"/>
+          <w:color w:val="7030A0"/>
+          <w:sz w:val="22"/>
+        </w:rPr>
+        <w:t>MARQUIS : conditions de fond et de forme de la d'mission, nature de la prise d'acte, conditions, consequences,</w:t>
       </w:r>
     </w:p>
     <w:p>
       <w:r>
-        <w:t>pouvoir d�appr�ciation du juge</w:t>
+        <w:rPr>
+          <w:b w:val="0"/>
+          <w:color w:val="7030A0"/>
+          <w:sz w:val="22"/>
+        </w:rPr>
+        <w:t>pouvoir d'appreciation du juge</w:t>
       </w:r>
     </w:p>
     <w:p>
       <w:r>
+        <w:rPr>
+          <w:b w:val="0"/>
+          <w:color w:val="7030A0"/>
+          <w:sz w:val="22"/>
+        </w:rPr>
         <w:t>DCGUE3F.qxp_DCGUE3F 24/07/2025 10:26 Page 67</w:t>
       </w:r>
     </w:p>
@@ -123,27 +228,52 @@
         <w:pStyle w:val="Heading2"/>
       </w:pPr>
       <w:r>
-        <w:t>CONDITIONS DE FORME B �</w:t>
+        <w:rPr>
+          <w:b/>
+          <w:color w:val="7030A0"/>
+          <w:sz w:val="24"/>
+        </w:rPr>
+        <w:t>CONDITIONS DE FORME B e</w:t>
       </w:r>
     </w:p>
     <w:p>
       <w:r>
-        <w:t>La loi ne pose aucune condition de forme. Par cons�quent la d�mission peut aussi bien r�sulter d�un �crit qu��tre formul�e</w:t>
+        <w:rPr>
+          <w:b w:val="0"/>
+          <w:color w:val="7030A0"/>
+          <w:sz w:val="22"/>
+        </w:rPr>
+        <w:t>La loi ne pose aucune condition de forme. Par consequent la d'mission peut aussi bien resulter d'un ecrit qu'etre formulee</w:t>
       </w:r>
     </w:p>
     <w:p>
       <w:r>
-        <w:t>oralement. Bien s�r cette derni�re hypoth�se ne permet de se r�server la preuve que les conditions de fond sont bien remplies.</w:t>
+        <w:rPr>
+          <w:b w:val="0"/>
+          <w:color w:val="7030A0"/>
+          <w:sz w:val="22"/>
+        </w:rPr>
+        <w:t>oralement. Bien s'r cette derniere hypothese ne permet de se reserver la preuve que les conditions de fond sont bien remplies.</w:t>
       </w:r>
     </w:p>
     <w:p>
       <w:r>
-        <w:t>� noter que les conventions collectives peuvent pr�voir des modalit�s particuli�res (de fond et de forme) quant � la</w:t>
+        <w:rPr>
+          <w:b w:val="0"/>
+          <w:color w:val="7030A0"/>
+          <w:sz w:val="22"/>
+        </w:rPr>
+        <w:t>e noter que les conventions collectives peuvent prevoir des modalites particulieres (de fond et de forme) quant e la</w:t>
       </w:r>
     </w:p>
     <w:p>
       <w:r>
-        <w:t>d�mission (d�lai, forme �crite�) sans pour autant vider celle-ci de ses effets.</w:t>
+        <w:rPr>
+          <w:b w:val="0"/>
+          <w:color w:val="7030A0"/>
+          <w:sz w:val="22"/>
+        </w:rPr>
+        <w:t>d'mission (d'lai, forme ecritee) sans pour autant vider celle-ci de ses effets.</w:t>
       </w:r>
     </w:p>
     <w:p>
@@ -151,7 +281,12 @@
         <w:pStyle w:val="Heading2"/>
       </w:pPr>
       <w:r>
-        <w:t>EFFETS DE LA D�MISSION C �</w:t>
+        <w:rPr>
+          <w:b/>
+          <w:color w:val="2F5496"/>
+          <w:sz w:val="24"/>
+        </w:rPr>
+        <w:t>EFFETS DE LA D'MISSION C e</w:t>
       </w:r>
     </w:p>
     <w:p>
@@ -159,27 +294,52 @@
         <w:pStyle w:val="Heading2"/>
       </w:pPr>
       <w:r>
-        <w:t>PR�AVIS</w:t>
+        <w:rPr>
+          <w:b/>
+          <w:color w:val="2F5496"/>
+          <w:sz w:val="24"/>
+        </w:rPr>
+        <w:t>PReAVIS</w:t>
       </w:r>
     </w:p>
     <w:p>
       <w:r>
+        <w:rPr>
+          <w:b w:val="0"/>
+          <w:color w:val="000000"/>
+          <w:sz w:val="22"/>
+        </w:rPr>
         <w:t>?</w:t>
       </w:r>
     </w:p>
     <w:p>
       <w:r>
-        <w:t>Le salari� d�missionnaire doit respecter un pr�avis fix� soit par la loi (pour certaines professions comme les journalistes) soit</w:t>
+        <w:rPr>
+          <w:b w:val="0"/>
+          <w:color w:val="000000"/>
+          <w:sz w:val="22"/>
+        </w:rPr>
+        <w:t>Le salarie d'missionnaire doit respecter un preavis fixe soit par la loi (pour certaines professions comme les journalistes) soit</w:t>
       </w:r>
     </w:p>
     <w:p>
       <w:r>
-        <w:t>par la convention collective et � d�faut par les usages. Les dur�es habituellement pratiqu�es varient selon le statut du salari�. En</w:t>
+        <w:rPr>
+          <w:b w:val="0"/>
+          <w:color w:val="000000"/>
+          <w:sz w:val="22"/>
+        </w:rPr>
+        <w:t>par la convention collective et e d'faut par les usages. Les durees habituellement pratiquees varient selon le statut du salarie. En</w:t>
       </w:r>
     </w:p>
     <w:p>
       <w:r>
-        <w:t>g�n�ral les dur�es sont les suivantes :</w:t>
+        <w:rPr>
+          <w:b w:val="0"/>
+          <w:color w:val="000000"/>
+          <w:sz w:val="22"/>
+        </w:rPr>
+        <w:t>gen'ral les durees sont les suivantes :</w:t>
       </w:r>
     </w:p>
     <w:p>
@@ -187,7 +347,12 @@
         <w:pStyle w:val="ListBullet"/>
       </w:pPr>
       <w:r>
-        <w:t>une semaine pour les ouvriers ; -</w:t>
+        <w:rPr>
+          <w:b w:val="0"/>
+          <w:color w:val="000000"/>
+          <w:sz w:val="22"/>
+        </w:rPr>
+        <w:t>une semaine pour les ouvriers ;</w:t>
       </w:r>
     </w:p>
     <w:p>
@@ -195,7 +360,12 @@
         <w:pStyle w:val="ListBullet"/>
       </w:pPr>
       <w:r>
-        <w:t>une semaine pour les employ�s et agents de ma�trise ; -</w:t>
+        <w:rPr>
+          <w:b w:val="0"/>
+          <w:color w:val="000000"/>
+          <w:sz w:val="22"/>
+        </w:rPr>
+        <w:t>une semaine pour les employes et agents de maetrise ;</w:t>
       </w:r>
     </w:p>
     <w:p>
@@ -203,7 +373,12 @@
         <w:pStyle w:val="ListBullet"/>
       </w:pPr>
       <w:r>
-        <w:t>de trois � six mois pour les cadres et ing�nieurs. -</w:t>
+        <w:rPr>
+          <w:b w:val="0"/>
+          <w:color w:val="000000"/>
+          <w:sz w:val="22"/>
+        </w:rPr>
+        <w:t>de trois e six mois pour les cadres et ingenieurs.</w:t>
       </w:r>
     </w:p>
     <w:p>
@@ -211,17 +386,32 @@
         <w:pStyle w:val="Heading2"/>
       </w:pPr>
       <w:r>
+        <w:rPr>
+          <w:b/>
+          <w:color w:val="2F5496"/>
+          <w:sz w:val="24"/>
+        </w:rPr>
         <w:t>DOCUMENTS</w:t>
       </w:r>
     </w:p>
     <w:p>
       <w:r>
+        <w:rPr>
+          <w:b w:val="0"/>
+          <w:color w:val="000000"/>
+          <w:sz w:val="22"/>
+        </w:rPr>
         <w:t>?</w:t>
       </w:r>
     </w:p>
     <w:p>
       <w:r>
-        <w:t>L�employeur doit remettre au salari� d�missionnaire les m�mes documents que ceux remis aux salari�s licenci�s, � savoir :</w:t>
+        <w:rPr>
+          <w:b w:val="0"/>
+          <w:color w:val="000000"/>
+          <w:sz w:val="22"/>
+        </w:rPr>
+        <w:t>L'employeur doit remettre au salarie d'missionnaire les m'mes documents que ceux remis aux salaries licencies, e savoir :</w:t>
       </w:r>
     </w:p>
     <w:p>
@@ -229,7 +419,12 @@
         <w:pStyle w:val="ListBullet"/>
       </w:pPr>
       <w:r>
-        <w:t>un certificat de travail. (obligatoire) ; -</w:t>
+        <w:rPr>
+          <w:b w:val="0"/>
+          <w:color w:val="000000"/>
+          <w:sz w:val="22"/>
+        </w:rPr>
+        <w:t>un certificat de travail. (obligatoire) ;</w:t>
       </w:r>
     </w:p>
     <w:p>
@@ -237,7 +432,12 @@
         <w:pStyle w:val="ListBullet"/>
       </w:pPr>
       <w:r>
-        <w:t>une attestation pour France Travail (obligatoire) ; -</w:t>
+        <w:rPr>
+          <w:b w:val="0"/>
+          <w:color w:val="000000"/>
+          <w:sz w:val="22"/>
+        </w:rPr>
+        <w:t>une attestation pour France Travail (obligatoire) ;</w:t>
       </w:r>
     </w:p>
     <w:p>
@@ -245,7 +445,12 @@
         <w:pStyle w:val="ListBullet"/>
       </w:pPr>
       <w:r>
-        <w:t>un solde de tout compte. -</w:t>
+        <w:rPr>
+          <w:b w:val="0"/>
+          <w:color w:val="000000"/>
+          <w:sz w:val="22"/>
+        </w:rPr>
+        <w:t>un solde de tout compte.</w:t>
       </w:r>
     </w:p>
     <w:p>
@@ -253,27 +458,52 @@
         <w:pStyle w:val="Heading2"/>
       </w:pPr>
       <w:r>
-        <w:t>CH�MAGE</w:t>
+        <w:rPr>
+          <w:b/>
+          <w:color w:val="2F5496"/>
+          <w:sz w:val="24"/>
+        </w:rPr>
+        <w:t>CHeMAGE</w:t>
       </w:r>
     </w:p>
     <w:p>
       <w:r>
+        <w:rPr>
+          <w:b w:val="0"/>
+          <w:color w:val="000000"/>
+          <w:sz w:val="22"/>
+        </w:rPr>
         <w:t>?</w:t>
       </w:r>
     </w:p>
     <w:p>
       <w:r>
-        <w:t>En principe la d�mission ne donne pas droit aux allocations ch�mage dans la mesure ou ces derni�res ne sont accord�es</w:t>
+        <w:rPr>
+          <w:b w:val="0"/>
+          <w:color w:val="000000"/>
+          <w:sz w:val="22"/>
+        </w:rPr>
+        <w:t>En principe la d'mission ne donne pas droit aux allocations chemage dans la mesure ou ces dernieres ne sont accordees</w:t>
       </w:r>
     </w:p>
     <w:p>
       <w:r>
-        <w:t>qu�aux salari�s involontairement priv�s d�emploi.</w:t>
+        <w:rPr>
+          <w:b w:val="0"/>
+          <w:color w:val="000000"/>
+          <w:sz w:val="22"/>
+        </w:rPr>
+        <w:t>qu'aux salaries involontairement prives d'emploi.</w:t>
       </w:r>
     </w:p>
     <w:p>
       <w:r>
-        <w:t>N�anmoins, certaines hypoth�ses, dites l�gitimes, ouvrent droit au b�n�fice de cette prestation. Par exemple :</w:t>
+        <w:rPr>
+          <w:b w:val="0"/>
+          <w:color w:val="000000"/>
+          <w:sz w:val="22"/>
+        </w:rPr>
+        <w:t>N'anmoins, certaines hypotheses, dites l'gitimes, ouvrent droit au ben'fice de cette prestation. Par exemple :</w:t>
       </w:r>
     </w:p>
     <w:p>
@@ -281,7 +511,12 @@
         <w:pStyle w:val="ListBullet"/>
       </w:pPr>
       <w:r>
-        <w:t>la d�mission donn�e pour suivre le conjoint suite � une mutation professionnelle ; -</w:t>
+        <w:rPr>
+          <w:b w:val="0"/>
+          <w:color w:val="000000"/>
+          <w:sz w:val="22"/>
+        </w:rPr>
+        <w:t>la d'mission donnee pour suivre le conjoint suite e une mutation professionnelle ;</w:t>
       </w:r>
     </w:p>
     <w:p>
@@ -289,7 +524,12 @@
         <w:pStyle w:val="ListBullet"/>
       </w:pPr>
       <w:r>
-        <w:t>en cas de mariage ou de conclusion d�un PACS entrainant un changement de r�sidence ; -</w:t>
+        <w:rPr>
+          <w:b w:val="0"/>
+          <w:color w:val="000000"/>
+          <w:sz w:val="22"/>
+        </w:rPr>
+        <w:t>en cas de mariage ou de conclusion d'un PACS entrainant un changement de residence ;</w:t>
       </w:r>
     </w:p>
     <w:p>
@@ -297,17 +537,32 @@
         <w:pStyle w:val="ListBullet"/>
       </w:pPr>
       <w:r>
-        <w:t>le salari� d�missionne pour effectuer une mission de solidarit� internationale dans le cadre d�un volontariat de 1 an. -</w:t>
+        <w:rPr>
+          <w:b w:val="0"/>
+          <w:color w:val="000000"/>
+          <w:sz w:val="22"/>
+        </w:rPr>
+        <w:t>le salarie d'missionne pour effectuer une mission de solidarite internationale dans le cadre d'un volontariat de 1 an.</w:t>
       </w:r>
     </w:p>
     <w:p>
       <w:r>
-        <w:t>Par ailleurs, la loi du 5 septembre 2018 pour la libert� de choisir son avenir professionnel, introduit une nouvelle hypoth�se.</w:t>
+        <w:rPr>
+          <w:b w:val="0"/>
+          <w:color w:val="000000"/>
+          <w:sz w:val="22"/>
+        </w:rPr>
+        <w:t>Par ailleurs, la loi du 5 septembre 2018 pour la liberte de choisir son avenir professionnel, introduit une nouvelle hypothese.</w:t>
       </w:r>
     </w:p>
     <w:p>
       <w:r>
-        <w:t>En effet, peuvent aussi b�n�ficier de l�allocation ch�mage les salari�s aptes au travail et � la recherche d�un emploi qui :</w:t>
+        <w:rPr>
+          <w:b w:val="0"/>
+          <w:color w:val="000000"/>
+          <w:sz w:val="22"/>
+        </w:rPr>
+        <w:t>En effet, peuvent aussi ben'ficier de l'allocation chemage les salaries aptes au travail et e la recherche d'un emploi qui :</w:t>
       </w:r>
     </w:p>
     <w:p>
@@ -315,7 +570,12 @@
         <w:pStyle w:val="ListBullet"/>
       </w:pPr>
       <w:r>
-        <w:t>satisfont � des conditions d�activit� ant�rieure sp�cifiques ; -</w:t>
+        <w:rPr>
+          <w:b w:val="0"/>
+          <w:color w:val="000000"/>
+          <w:sz w:val="22"/>
+        </w:rPr>
+        <w:t>satisfont e des conditions d'activite anterieure specifiques ;</w:t>
       </w:r>
     </w:p>
     <w:p>
@@ -323,22 +583,42 @@
         <w:pStyle w:val="ListBullet"/>
       </w:pPr>
       <w:r>
-        <w:t>et poursuivent un projet de reconversion professionnelle n�cessitant le suivi d�une formation ou un projet de cr�ation ou -</w:t>
+        <w:rPr>
+          <w:b w:val="0"/>
+          <w:color w:val="000000"/>
+          <w:sz w:val="22"/>
+        </w:rPr>
+        <w:t>et poursuivent un projet de reconversion professionnelle n'cessitant le suivi d'une formation ou un projet de creation ou</w:t>
       </w:r>
     </w:p>
     <w:p>
       <w:r>
-        <w:t>de reprise d�une entreprise.</w:t>
+        <w:rPr>
+          <w:b w:val="0"/>
+          <w:color w:val="000000"/>
+          <w:sz w:val="22"/>
+        </w:rPr>
+        <w:t>de reprise d'une entreprise.</w:t>
       </w:r>
     </w:p>
     <w:p>
       <w:r>
-        <w:t>Le projet du salari� doit pr�senter un caract�re r�el et s�rieux et celui-ci doit, pr�alablement � sa d�mission, demander un</w:t>
+        <w:rPr>
+          <w:b w:val="0"/>
+          <w:color w:val="000000"/>
+          <w:sz w:val="22"/>
+        </w:rPr>
+        <w:t>Le projet du salarie doit presenter un caractere reel et s'rieux et celui-ci doit, prealablement e sa d'mission, demander un</w:t>
       </w:r>
     </w:p>
     <w:p>
       <w:r>
-        <w:t>conseil en �volution professionnelle pour construire son projet de reconversion.</w:t>
+        <w:rPr>
+          <w:b w:val="0"/>
+          <w:color w:val="000000"/>
+          <w:sz w:val="22"/>
+        </w:rPr>
+        <w:t>conseil en evolution professionnelle pour construire son projet de reconversion.</w:t>
       </w:r>
     </w:p>
     <w:p>
@@ -346,7 +626,12 @@
         <w:pStyle w:val="Heading2"/>
       </w:pPr>
       <w:r>
-        <w:t>LA D�MISSION FORC�E : RUPTURE AUX TORTS DE L�EMPLOYEUR II �</w:t>
+        <w:rPr>
+          <w:b/>
+          <w:color w:val="2F5496"/>
+          <w:sz w:val="24"/>
+        </w:rPr>
+        <w:t>LA D'MISSION FORCeE : RUPTURE AUX TORTS DE L'EMPLOYEUR II e</w:t>
       </w:r>
     </w:p>
     <w:p>
@@ -354,7 +639,12 @@
         <w:pStyle w:val="Heading2"/>
       </w:pPr>
       <w:r>
-        <w:t>OU PRISE D�ACTE DE RUPTURE</w:t>
+        <w:rPr>
+          <w:b/>
+          <w:color w:val="2F5496"/>
+          <w:sz w:val="24"/>
+        </w:rPr>
+        <w:t>OU PRISE D'ACTE DE RUPTURE</w:t>
       </w:r>
     </w:p>
     <w:p>
@@ -362,7 +652,12 @@
         <w:pStyle w:val="Heading2"/>
       </w:pPr>
       <w:r>
-        <w:t>PRINCIPE A �</w:t>
+        <w:rPr>
+          <w:b/>
+          <w:color w:val="006100"/>
+          <w:sz w:val="24"/>
+        </w:rPr>
+        <w:t>PRINCIPE A e</w:t>
       </w:r>
     </w:p>
     <w:p>
@@ -370,46 +665,91 @@
         <w:pStyle w:val="Heading2"/>
       </w:pPr>
       <w:r>
-        <w:t>M�CANISME</w:t>
+        <w:rPr>
+          <w:b/>
+          <w:color w:val="2F5496"/>
+          <w:sz w:val="24"/>
+        </w:rPr>
+        <w:t>M'CANISME</w:t>
       </w:r>
     </w:p>
     <w:p>
       <w:r>
+        <w:rPr>
+          <w:b w:val="0"/>
+          <w:color w:val="000000"/>
+          <w:sz w:val="22"/>
+        </w:rPr>
         <w:t>?</w:t>
       </w:r>
     </w:p>
     <w:p>
       <w:r>
-        <w:t>L�inobservation par l�employeur de ses obligations l�gales, conventionnelles, ou contractuelles peut justifier que le salari� prenne</w:t>
+        <w:rPr>
+          <w:b w:val="0"/>
+          <w:color w:val="000000"/>
+          <w:sz w:val="22"/>
+        </w:rPr>
+        <w:t>L'inobservation par l'employeur de ses obligations l'gales, conventionnelles, ou contractuelles peut justifier que le salarie prenne</w:t>
       </w:r>
     </w:p>
     <w:p>
       <w:r>
-        <w:t>l�initiative de la rupture. La faute de l�employeur justifie de mettre un terme au contrat de travail, mais c�est au salari� qui l�invoque</w:t>
+        <w:rPr>
+          <w:b w:val="0"/>
+          <w:color w:val="000000"/>
+          <w:sz w:val="22"/>
+        </w:rPr>
+        <w:t>l'initiative de la rupture. La faute de l'employeur justifie de mettre un terme au contrat de travail, mais c'est au salarie qui l'invoque</w:t>
       </w:r>
     </w:p>
     <w:p>
       <w:r>
-        <w:t>d��tre en mesure de d�montrer l�existence d�une faute de l�employeur. C�est donc a lui qu�il incombe d�en apporter la preuve (Cass.</w:t>
+        <w:rPr>
+          <w:b w:val="0"/>
+          <w:color w:val="000000"/>
+          <w:sz w:val="22"/>
+        </w:rPr>
+        <w:t>d'etre en mesure de d'montrer l'existence d'une faute de l'employeur. C'est donc a lui qu'il incombe d'en apporter la preuve (Cass.</w:t>
       </w:r>
     </w:p>
     <w:p>
       <w:r>
-        <w:t>soc. 19 d�cembre 2007). La prise d�acte entra�ne la rupture imm�diate du contrat de travail et ne peut �tre r�tract�e (Cass. soc. 3</w:t>
+        <w:rPr>
+          <w:b w:val="0"/>
+          <w:color w:val="000000"/>
+          <w:sz w:val="22"/>
+        </w:rPr>
+        <w:t>soc. 19 d'cembre 2007). La prise d'acte entraene la rupture immediate du contrat de travail et ne peut etre retractee (Cass. soc. 3</w:t>
       </w:r>
     </w:p>
     <w:p>
       <w:r>
-        <w:t>novembre 2009). Elle ne n�cessite pas non plus une mise en demeure pr�alable (Cass. soc. avis du 13 avril 2019).</w:t>
+        <w:rPr>
+          <w:b w:val="0"/>
+          <w:color w:val="000000"/>
+          <w:sz w:val="22"/>
+        </w:rPr>
+        <w:t>novembre 2009). Elle ne n'cessite pas non plus une mise en demeure prealable (Cass. soc. avis du 13 avril 2019).</w:t>
       </w:r>
     </w:p>
     <w:p>
       <w:r>
-        <w:t>Les fautes sont d�une grande vari�t� et laiss�es � l�appr�ciation du juge qui doit v�rifier si les manquements reproch�s � l�em-</w:t>
+        <w:rPr>
+          <w:b w:val="0"/>
+          <w:color w:val="000000"/>
+          <w:sz w:val="22"/>
+        </w:rPr>
+        <w:t>Les fautes sont d'une grande variet' et laissees e l'appreciation du juge qui doit verifier si les manquements reproches e l'em-</w:t>
       </w:r>
     </w:p>
     <w:p>
       <w:r>
+        <w:rPr>
+          <w:b w:val="0"/>
+          <w:color w:val="000000"/>
+          <w:sz w:val="22"/>
+        </w:rPr>
         <w:t>ployeur justifient ou non la rupture du contrat (Cass. soc. 26 septembre 2007).</w:t>
       </w:r>
     </w:p>
@@ -418,56 +758,111 @@
         <w:pStyle w:val="Heading2"/>
       </w:pPr>
       <w:r>
+        <w:rPr>
+          <w:b/>
+          <w:color w:val="2F5496"/>
+          <w:sz w:val="24"/>
+        </w:rPr>
         <w:t>ILLUSTRATIONS</w:t>
       </w:r>
     </w:p>
     <w:p>
       <w:r>
+        <w:rPr>
+          <w:b w:val="0"/>
+          <w:color w:val="000000"/>
+          <w:sz w:val="22"/>
+        </w:rPr>
         <w:t>?</w:t>
       </w:r>
     </w:p>
     <w:p>
       <w:r>
-        <w:t>Les actes r�p�t�s de harc�lement moral (Cass. soc. 28 mars 2018 ; Cass. soc. 27 octobre 2004). �</w:t>
+        <w:rPr>
+          <w:b w:val="0"/>
+          <w:color w:val="000000"/>
+          <w:sz w:val="22"/>
+        </w:rPr>
+        <w:t>Les actes repet's de harcelement moral (Cass. soc. 28 mars 2018 ; Cass. soc. 27 octobre 2004). e</w:t>
       </w:r>
     </w:p>
     <w:p>
       <w:r>
-        <w:t>Atteinte � l�int�grit� physique du salari� (Cass. soc. 30 octobre 2007). �</w:t>
+        <w:rPr>
+          <w:b w:val="0"/>
+          <w:color w:val="000000"/>
+          <w:sz w:val="22"/>
+        </w:rPr>
+        <w:t>Atteinte e l'integrite physique du salarie (Cass. soc. 30 octobre 2007). e</w:t>
       </w:r>
     </w:p>
     <w:p>
       <w:r>
-        <w:t>Le non-remboursement de 30% des frais professionnels (Cass. soc. 9 avril 2008), l�absence de paiement du �</w:t>
+        <w:rPr>
+          <w:b w:val="0"/>
+          <w:color w:val="000000"/>
+          <w:sz w:val="22"/>
+        </w:rPr>
+        <w:t>Le non-remboursement de 30% des frais professionnels (Cass. soc. 9 avril 2008), l'absence de paiement du e</w:t>
       </w:r>
     </w:p>
     <w:p>
       <w:r>
-        <w:t>salaire (Cass. soc. 19 octobre 2005), n�anmoins un seul incident ne justifie pas la prise d�acte de la rupture du</w:t>
+        <w:rPr>
+          <w:b w:val="0"/>
+          <w:color w:val="000000"/>
+          <w:sz w:val="22"/>
+        </w:rPr>
+        <w:t>salaire (Cass. soc. 19 octobre 2005), n'anmoins un seul incident ne justifie pas la prise d'acte de la rupture du</w:t>
       </w:r>
     </w:p>
     <w:p>
       <w:r>
-        <w:t>contrat (Cass. soc. 23 mai 2005) ni m�me le d�faut de d�livrance du bulletin de paye pendant deux mois (Cass.</w:t>
+        <w:rPr>
+          <w:b w:val="0"/>
+          <w:color w:val="000000"/>
+          <w:sz w:val="22"/>
+        </w:rPr>
+        <w:t>contrat (Cass. soc. 23 mai 2005) ni m'me le d'faut de d'livrance du bulletin de paye pendant deux mois (Cass.</w:t>
       </w:r>
     </w:p>
     <w:p>
       <w:r>
-        <w:t>soc. 9 avril 2008). Le non-paiement d�une prime de casse-cro�te (Cass. soc. 7 avril 2010).</w:t>
+        <w:rPr>
+          <w:b w:val="0"/>
+          <w:color w:val="000000"/>
+          <w:sz w:val="22"/>
+        </w:rPr>
+        <w:t>soc. 9 avril 2008). Le non-paiement d'une prime de casse-croete (Cass. soc. 7 avril 2010).</w:t>
       </w:r>
     </w:p>
     <w:p>
       <w:r>
-        <w:t>Une r�mun�ration non conforme � l�anciennet� et aux responsabilit�s exerc�es (Cass. soc. 21 mars 2012). �</w:t>
+        <w:rPr>
+          <w:b w:val="0"/>
+          <w:color w:val="000000"/>
+          <w:sz w:val="22"/>
+        </w:rPr>
+        <w:t>Une remuneration non conforme e l'anciennete et aux responsabilites exercees (Cass. soc. 21 mars 2012). e</w:t>
       </w:r>
     </w:p>
     <w:p>
       <w:r>
-        <w:t>Le non-paiement des heures de d�l�gation (Cass. soc. 14 octobre 2015) ou encore le non-paiement d�un mois de �</w:t>
+        <w:rPr>
+          <w:b w:val="0"/>
+          <w:color w:val="000000"/>
+          <w:sz w:val="22"/>
+        </w:rPr>
+        <w:t>Le non-paiement des heures de d'l'gation (Cass. soc. 14 octobre 2015) ou encore le non-paiement d'un mois de e</w:t>
       </w:r>
     </w:p>
     <w:p>
       <w:r>
+        <w:rPr>
+          <w:b w:val="0"/>
+          <w:color w:val="000000"/>
+          <w:sz w:val="22"/>
+        </w:rPr>
         <w:t>salaire (Cass. soc. 22 juillet 2022).</w:t>
       </w:r>
     </w:p>
@@ -476,37 +871,72 @@
         <w:pStyle w:val="Heading2"/>
       </w:pPr>
       <w:r>
-        <w:t>EFFETS B �</w:t>
+        <w:rPr>
+          <w:b/>
+          <w:color w:val="2F5496"/>
+          <w:sz w:val="24"/>
+        </w:rPr>
+        <w:t>EFFETS B e</w:t>
       </w:r>
     </w:p>
     <w:p>
       <w:r>
-        <w:t>Le juge charg� d�appr�cier la situation doit v�rifier si les manquements invoqu�s sont. � la lueur de ses observations, il peut conclure soit que :</w:t>
+        <w:rPr>
+          <w:b w:val="0"/>
+          <w:color w:val="000000"/>
+          <w:sz w:val="22"/>
+        </w:rPr>
+        <w:t>Le juge charge d'apprecier la situation doit verifier si les manquements invoques sont. e la lueur de ses observations, il peut conclure soit que :</w:t>
       </w:r>
     </w:p>
     <w:p>
       <w:r>
-        <w:t>Les faits fautifs �voqu�s sont insuffisamment prouv�s, insuffisamment graves ou ne justifient pas la rupture du ?</w:t>
+        <w:rPr>
+          <w:b w:val="0"/>
+          <w:color w:val="000000"/>
+          <w:sz w:val="22"/>
+        </w:rPr>
+        <w:t>Les faits fautifs evoques sont insuffisamment prouves, insuffisamment graves ou ne justifient pas la rupture du ?</w:t>
       </w:r>
     </w:p>
     <w:p>
       <w:r>
-        <w:t>contrat de travail. Il doit alors conclure � la d�mission du salari�.</w:t>
+        <w:rPr>
+          <w:b w:val="0"/>
+          <w:color w:val="000000"/>
+          <w:sz w:val="22"/>
+        </w:rPr>
+        <w:t>contrat de travail. Il doit alors conclure e la d'mission du salarie.</w:t>
       </w:r>
     </w:p>
     <w:p>
       <w:r>
-        <w:t>Les manquements fautifs de l�employeur sont av�r�s et leur gravit� justifie la rupture unilat�rale du contrat de travail. ?</w:t>
+        <w:rPr>
+          <w:b w:val="0"/>
+          <w:color w:val="000000"/>
+          <w:sz w:val="22"/>
+        </w:rPr>
+        <w:t>Les manquements fautifs de l'employeur sont averes et leur gravite justifie la rupture unilaterale du contrat de travail. ?</w:t>
       </w:r>
     </w:p>
     <w:p>
       <w:r>
-        <w:t>La d�mission produit alors les effets d�un licenciement sans cause r�elle et s�rieuse. Dans cette hypoth�se, le salari� est admis au</w:t>
+        <w:rPr>
+          <w:b w:val="0"/>
+          <w:color w:val="000000"/>
+          <w:sz w:val="22"/>
+        </w:rPr>
+        <w:t>La d'mission produit alors les effets d'un licenciement sans cause reelle et s'rieuse. Dans cette hypothese, le salarie est admis au</w:t>
       </w:r>
     </w:p>
     <w:p>
       <w:r>
-        <w:t>b�n�fice de l�ensemble des indemnit�s li�es � cette qualification.</w:t>
+        <w:rPr>
+          <w:b w:val="0"/>
+          <w:color w:val="000000"/>
+          <w:sz w:val="22"/>
+        </w:rPr>
+        <w:t>ben'fice de l'ensemble des indemnites liees e cette qualification.</w:t>
       </w:r>
     </w:p>
     <w:p/>

--- a/droit social dcg/15- d mission.docx
+++ b/droit social dcg/15- d mission.docx
@@ -13,7 +13,7 @@
           <w:color w:val="1F4E79"/>
           <w:sz w:val="34"/>
         </w:rPr>
-        <w:t>FICHE 15 : LA D'MISSION</w:t>
+        <w:t>FICHE 15 : LA DÉMISSION</w:t>
       </w:r>
     </w:p>
     <w:p/>
@@ -27,7 +27,7 @@
           <w:color w:val="2F5496"/>
           <w:sz w:val="24"/>
         </w:rPr>
-        <w:t>LA D'MISSION VOLONTAIRE I e</w:t>
+        <w:t>LA DÉMISSION VOLONTAIRE I •</w:t>
       </w:r>
     </w:p>
     <w:p>
@@ -40,7 +40,7 @@
           <w:color w:val="7030A0"/>
           <w:sz w:val="24"/>
         </w:rPr>
-        <w:t>D'FINITION ET CONDITIONS DE FOND A e</w:t>
+        <w:t>DÉFINITION ET CONDITIONS DE FOND A •</w:t>
       </w:r>
     </w:p>
     <w:p>
@@ -50,7 +50,7 @@
           <w:color w:val="7030A0"/>
           <w:sz w:val="22"/>
         </w:rPr>
-        <w:t>La d'mission est l'acte unilateral par lequel le salarie d'cide de mettre fin e la relation de travail.</w:t>
+        <w:t>La démission est l'acte unilatéral par lequel le salarié décide de mettre fin à la relation de travail.</w:t>
       </w:r>
     </w:p>
     <w:p>
@@ -60,7 +60,7 @@
           <w:color w:val="7030A0"/>
           <w:sz w:val="22"/>
         </w:rPr>
-        <w:t>Cette modalite particuliere de rompre le contrat de travail est reservee aux contrats e duree indetermines. Les contrats e duree</w:t>
+        <w:t>Cette modalité particulière de rompre le contrat de travail est réservée aux contrats à durée indéterminés. Les contrats à durée</w:t>
       </w:r>
     </w:p>
     <w:p>
@@ -70,7 +70,7 @@
           <w:color w:val="7030A0"/>
           <w:sz w:val="22"/>
         </w:rPr>
-        <w:t>d'terminee et autres contrats precaires doivent, eux, se poursuivre en principe jusqu'au terme prevu. Les motifs de rupture anticipee</w:t>
+        <w:t>déterminée et autres contrats précaires doivent, eux, se poursuivre en principe jusqu'au terme prévu. Les motifs de rupture anticipée</w:t>
       </w:r>
     </w:p>
     <w:p>
@@ -80,7 +80,7 @@
           <w:color w:val="7030A0"/>
           <w:sz w:val="22"/>
         </w:rPr>
-        <w:t>ne prevoient pas la d'mission. La d'mission doit resulter d'une volonte claire, s'rieuse et non equivoque. Ainsi la d'mission ne se</w:t>
+        <w:t>ne prévoient pas la démission. La démission doit résulter d'une volonté claire, sérieuse et non équivoque. Ainsi la démission ne se</w:t>
       </w:r>
     </w:p>
     <w:p>
@@ -90,7 +90,7 @@
           <w:color w:val="7030A0"/>
           <w:sz w:val="22"/>
         </w:rPr>
-        <w:t>presume pas et doit etre l'expression d'une reflexion s'rieuse et aboutie du salarie sans qu'il soit n'cessaire de la motiver. Par exemple</w:t>
+        <w:t>présume pas et doit être l'expression d'une réflexion sérieuse et aboutie du salarié sans qu'il soit nécessaire de la motiver. Par exemple</w:t>
       </w:r>
     </w:p>
     <w:p>
@@ -100,7 +100,7 @@
           <w:color w:val="7030A0"/>
           <w:sz w:val="22"/>
         </w:rPr>
-        <w:t>une d'mission donnee sous l'emprise de la colere ou d'un mouvement d'humeur ne repond pas aux criteres d'finis. Afin de mieux</w:t>
+        <w:t>une démission donnée sous l'emprise de la colère ou d'un mouvement d'humeur ne répond pas aux critères définis. Afin de mieux</w:t>
       </w:r>
     </w:p>
     <w:p>
@@ -110,7 +110,7 @@
           <w:color w:val="7030A0"/>
           <w:sz w:val="22"/>
         </w:rPr>
-        <w:t>s'curiser l'incertitude que l'abandon de poste peut gen'rer, la loi du 21 d'cembre 2022 est venue encadrer une telle situation. En</w:t>
+        <w:t>sécuriser l'incertitude que l'abandon de poste peut générer, la loi du 21 décembre 2022 est venue encadrer une telle situation. En</w:t>
       </w:r>
     </w:p>
     <w:p>
@@ -120,7 +120,7 @@
           <w:color w:val="7030A0"/>
           <w:sz w:val="22"/>
         </w:rPr>
-        <w:t>effet, la loi institue d'sormais une presomption de d'mission d's lors que le salarie ne reprend pas son travail apres avoir et' mis</w:t>
+        <w:t>effet, la loi institue désormais une présomption de démission des lors que le salarié ne reprend pas son travail après avoir été mis</w:t>
       </w:r>
     </w:p>
     <w:p>
@@ -130,7 +130,7 @@
           <w:color w:val="7030A0"/>
           <w:sz w:val="22"/>
         </w:rPr>
-        <w:t>en demeure de justifier de son absence et de reprendre son poste dans un d'lai de quinze jours au minimum.</w:t>
+        <w:t>en demeure de justifier de son absence et de reprendre son poste dans un délai de quinze jours au minimum.</w:t>
       </w:r>
     </w:p>
     <w:p>
@@ -140,7 +140,7 @@
           <w:color w:val="7030A0"/>
           <w:sz w:val="22"/>
         </w:rPr>
-        <w:t>Le salarie qui entend contester l'usage de cette presomption par l'employeur peut saisir le conseil de prudehommes dont le</w:t>
+        <w:t>Le salarié qui entend contester l'usage de cette présomption par l'employeur peut saisir le conseil de prudéhommes dont le</w:t>
       </w:r>
     </w:p>
     <w:p>
@@ -150,7 +150,7 @@
           <w:color w:val="7030A0"/>
           <w:sz w:val="22"/>
         </w:rPr>
-        <w:t>bureau de jugement doit statuer dans le d'lai d'un mois e compter de sa saisine.</w:t>
+        <w:t>bureau de jugement doit statuer dans le délai d'un mois à compter de sa saisine.</w:t>
       </w:r>
     </w:p>
     <w:p>
@@ -170,7 +170,7 @@
           <w:color w:val="7030A0"/>
           <w:sz w:val="22"/>
         </w:rPr>
-        <w:t>editions Corroy e 4 rue de Villars, 42000 Saint-etienne e 04 77 79 92 46 e infos@editions-corroy.fr</w:t>
+        <w:t>éditions Corroy à 4 rue de Villars, 42000 Saint-etienne à 04 77 79 92 46 à infos@editions-corroy.fr</w:t>
       </w:r>
     </w:p>
     <w:p>
@@ -200,7 +200,7 @@
           <w:color w:val="7030A0"/>
           <w:sz w:val="22"/>
         </w:rPr>
-        <w:t>MARQUIS : conditions de fond et de forme de la d'mission, nature de la prise d'acte, conditions, consequences,</w:t>
+        <w:t>MARQUIS : conditions de fond et de forme de la démission, nature de la prise d'acte, conditions, conséquences,</w:t>
       </w:r>
     </w:p>
     <w:p>
@@ -210,7 +210,7 @@
           <w:color w:val="7030A0"/>
           <w:sz w:val="22"/>
         </w:rPr>
-        <w:t>pouvoir d'appreciation du juge</w:t>
+        <w:t>pouvoir d'appréciation du juge</w:t>
       </w:r>
     </w:p>
     <w:p>
@@ -233,7 +233,7 @@
           <w:color w:val="7030A0"/>
           <w:sz w:val="24"/>
         </w:rPr>
-        <w:t>CONDITIONS DE FORME B e</w:t>
+        <w:t>CONDITIONS DE FORME B •</w:t>
       </w:r>
     </w:p>
     <w:p>
@@ -243,7 +243,7 @@
           <w:color w:val="7030A0"/>
           <w:sz w:val="22"/>
         </w:rPr>
-        <w:t>La loi ne pose aucune condition de forme. Par consequent la d'mission peut aussi bien resulter d'un ecrit qu'etre formulee</w:t>
+        <w:t>La loi ne pose aucune condition de forme. Par conséquent la démission peut aussi bien résulter d'un écrit qu'être formulée</w:t>
       </w:r>
     </w:p>
     <w:p>
@@ -253,7 +253,7 @@
           <w:color w:val="7030A0"/>
           <w:sz w:val="22"/>
         </w:rPr>
-        <w:t>oralement. Bien s'r cette derniere hypothese ne permet de se reserver la preuve que les conditions de fond sont bien remplies.</w:t>
+        <w:t>oralement. Bien sur cette dernière hypothèse ne permet de se réserver la preuve que les conditions de fond sont bien remplies.</w:t>
       </w:r>
     </w:p>
     <w:p>
@@ -263,7 +263,7 @@
           <w:color w:val="7030A0"/>
           <w:sz w:val="22"/>
         </w:rPr>
-        <w:t>e noter que les conventions collectives peuvent prevoir des modalites particulieres (de fond et de forme) quant e la</w:t>
+        <w:t>à noter que les conventions collectives peuvent prévoir des modalités particulières (de fond et de forme) quant à la</w:t>
       </w:r>
     </w:p>
     <w:p>
@@ -273,7 +273,7 @@
           <w:color w:val="7030A0"/>
           <w:sz w:val="22"/>
         </w:rPr>
-        <w:t>d'mission (d'lai, forme ecritee) sans pour autant vider celle-ci de ses effets.</w:t>
+        <w:t>démission (délai, forme écriteé) sans pour autant vider celle-ci de ses effets.</w:t>
       </w:r>
     </w:p>
     <w:p>
@@ -286,7 +286,7 @@
           <w:color w:val="2F5496"/>
           <w:sz w:val="24"/>
         </w:rPr>
-        <w:t>EFFETS DE LA D'MISSION C e</w:t>
+        <w:t>EFFETS DE LA DÉMISSION C •</w:t>
       </w:r>
     </w:p>
     <w:p>
@@ -299,7 +299,7 @@
           <w:color w:val="2F5496"/>
           <w:sz w:val="24"/>
         </w:rPr>
-        <w:t>PReAVIS</w:t>
+        <w:t>PRÉAVIS</w:t>
       </w:r>
     </w:p>
     <w:p>
@@ -319,7 +319,7 @@
           <w:color w:val="000000"/>
           <w:sz w:val="22"/>
         </w:rPr>
-        <w:t>Le salarie d'missionnaire doit respecter un preavis fixe soit par la loi (pour certaines professions comme les journalistes) soit</w:t>
+        <w:t>Le salarié démissionnaire doit respecter un préavis fixe soit par la loi (pour certaines professions comme les journalistes) soit</w:t>
       </w:r>
     </w:p>
     <w:p>
@@ -329,7 +329,7 @@
           <w:color w:val="000000"/>
           <w:sz w:val="22"/>
         </w:rPr>
-        <w:t>par la convention collective et e d'faut par les usages. Les durees habituellement pratiquees varient selon le statut du salarie. En</w:t>
+        <w:t>par la convention collective et à défaut par les usages. Les durées habituellement pratiquées varient selon le statut du salarié. En</w:t>
       </w:r>
     </w:p>
     <w:p>
@@ -339,7 +339,7 @@
           <w:color w:val="000000"/>
           <w:sz w:val="22"/>
         </w:rPr>
-        <w:t>gen'ral les durees sont les suivantes :</w:t>
+        <w:t>général les durées sont les suivantes :</w:t>
       </w:r>
     </w:p>
     <w:p>
@@ -365,7 +365,7 @@
           <w:color w:val="000000"/>
           <w:sz w:val="22"/>
         </w:rPr>
-        <w:t>une semaine pour les employes et agents de maetrise ;</w:t>
+        <w:t>une semaine pour les employés et agents de maîtrise ;</w:t>
       </w:r>
     </w:p>
     <w:p>
@@ -378,7 +378,7 @@
           <w:color w:val="000000"/>
           <w:sz w:val="22"/>
         </w:rPr>
-        <w:t>de trois e six mois pour les cadres et ingenieurs.</w:t>
+        <w:t>de trois à six mois pour les cadres et ingénieurs.</w:t>
       </w:r>
     </w:p>
     <w:p>
@@ -411,7 +411,7 @@
           <w:color w:val="000000"/>
           <w:sz w:val="22"/>
         </w:rPr>
-        <w:t>L'employeur doit remettre au salarie d'missionnaire les m'mes documents que ceux remis aux salaries licencies, e savoir :</w:t>
+        <w:t>L'employeur doit remettre au salarié démissionnaire les mêmes documents que ceux remis aux salariés licenciés, à savoir :</w:t>
       </w:r>
     </w:p>
     <w:p>
@@ -463,7 +463,7 @@
           <w:color w:val="2F5496"/>
           <w:sz w:val="24"/>
         </w:rPr>
-        <w:t>CHeMAGE</w:t>
+        <w:t>CHÔMAGE</w:t>
       </w:r>
     </w:p>
     <w:p>
@@ -483,7 +483,7 @@
           <w:color w:val="000000"/>
           <w:sz w:val="22"/>
         </w:rPr>
-        <w:t>En principe la d'mission ne donne pas droit aux allocations chemage dans la mesure ou ces dernieres ne sont accordees</w:t>
+        <w:t>En principe la démission ne donne pas droit aux allocations chômage dans la mesure où ces dernières ne sont accordées</w:t>
       </w:r>
     </w:p>
     <w:p>
@@ -493,7 +493,7 @@
           <w:color w:val="000000"/>
           <w:sz w:val="22"/>
         </w:rPr>
-        <w:t>qu'aux salaries involontairement prives d'emploi.</w:t>
+        <w:t>qu'aux salariés involontairement privés d'emploi.</w:t>
       </w:r>
     </w:p>
     <w:p>
@@ -503,7 +503,7 @@
           <w:color w:val="000000"/>
           <w:sz w:val="22"/>
         </w:rPr>
-        <w:t>N'anmoins, certaines hypotheses, dites l'gitimes, ouvrent droit au ben'fice de cette prestation. Par exemple :</w:t>
+        <w:t>Néanmoins, certaines hypothèses, dites légitimes, ouvrent droit au bénéfice de cette prestation. Par exemple :</w:t>
       </w:r>
     </w:p>
     <w:p>
@@ -516,7 +516,7 @@
           <w:color w:val="000000"/>
           <w:sz w:val="22"/>
         </w:rPr>
-        <w:t>la d'mission donnee pour suivre le conjoint suite e une mutation professionnelle ;</w:t>
+        <w:t>la démission donnée pour suivre le conjoint suite à une mutation professionnelle ;</w:t>
       </w:r>
     </w:p>
     <w:p>
@@ -529,7 +529,7 @@
           <w:color w:val="000000"/>
           <w:sz w:val="22"/>
         </w:rPr>
-        <w:t>en cas de mariage ou de conclusion d'un PACS entrainant un changement de residence ;</w:t>
+        <w:t>en cas de mariage ou de conclusion d'un PACS entrainant un changement de résidence ;</w:t>
       </w:r>
     </w:p>
     <w:p>
@@ -542,7 +542,7 @@
           <w:color w:val="000000"/>
           <w:sz w:val="22"/>
         </w:rPr>
-        <w:t>le salarie d'missionne pour effectuer une mission de solidarite internationale dans le cadre d'un volontariat de 1 an.</w:t>
+        <w:t>le salarié démissionne pour effectuer une mission de solidarité internationale dans le cadre d'un volontariat de 1 an.</w:t>
       </w:r>
     </w:p>
     <w:p>
@@ -552,7 +552,7 @@
           <w:color w:val="000000"/>
           <w:sz w:val="22"/>
         </w:rPr>
-        <w:t>Par ailleurs, la loi du 5 septembre 2018 pour la liberte de choisir son avenir professionnel, introduit une nouvelle hypothese.</w:t>
+        <w:t>Par ailleurs, la loi du 5 septembre 2018 pour la liberté de choisir son avenir professionnel, introduit une nouvelle hypothèse.</w:t>
       </w:r>
     </w:p>
     <w:p>
@@ -562,7 +562,7 @@
           <w:color w:val="000000"/>
           <w:sz w:val="22"/>
         </w:rPr>
-        <w:t>En effet, peuvent aussi ben'ficier de l'allocation chemage les salaries aptes au travail et e la recherche d'un emploi qui :</w:t>
+        <w:t>En effet, peuvent aussi bénéficier de l'allocation chômage les salariés aptes au travail et à la recherche d'un emploi qui :</w:t>
       </w:r>
     </w:p>
     <w:p>
@@ -575,7 +575,7 @@
           <w:color w:val="000000"/>
           <w:sz w:val="22"/>
         </w:rPr>
-        <w:t>satisfont e des conditions d'activite anterieure specifiques ;</w:t>
+        <w:t>satisfont à des conditions d'activité antérieure spécifiques ;</w:t>
       </w:r>
     </w:p>
     <w:p>
@@ -588,7 +588,7 @@
           <w:color w:val="000000"/>
           <w:sz w:val="22"/>
         </w:rPr>
-        <w:t>et poursuivent un projet de reconversion professionnelle n'cessitant le suivi d'une formation ou un projet de creation ou</w:t>
+        <w:t>et poursuivent un projet de reconversion professionnelle nécessitant le suivi d'une formation ou un projet de création ou</w:t>
       </w:r>
     </w:p>
     <w:p>
@@ -608,7 +608,7 @@
           <w:color w:val="000000"/>
           <w:sz w:val="22"/>
         </w:rPr>
-        <w:t>Le projet du salarie doit presenter un caractere reel et s'rieux et celui-ci doit, prealablement e sa d'mission, demander un</w:t>
+        <w:t>Le projet du salarié doit présenter un caractère réel et sérieux et celui-ci doit, préalablement à sa démission, demander un</w:t>
       </w:r>
     </w:p>
     <w:p>
@@ -618,7 +618,7 @@
           <w:color w:val="000000"/>
           <w:sz w:val="22"/>
         </w:rPr>
-        <w:t>conseil en evolution professionnelle pour construire son projet de reconversion.</w:t>
+        <w:t>conseil en évolution professionnelle pour construire son projet de reconversion.</w:t>
       </w:r>
     </w:p>
     <w:p>
@@ -631,7 +631,7 @@
           <w:color w:val="2F5496"/>
           <w:sz w:val="24"/>
         </w:rPr>
-        <w:t>LA D'MISSION FORCeE : RUPTURE AUX TORTS DE L'EMPLOYEUR II e</w:t>
+        <w:t>LA DÉMISSION FORCÉE : RUPTURE AUX TORTS DE L'EMPLOYEUR II •</w:t>
       </w:r>
     </w:p>
     <w:p>
@@ -657,7 +657,7 @@
           <w:color w:val="006100"/>
           <w:sz w:val="24"/>
         </w:rPr>
-        <w:t>PRINCIPE A e</w:t>
+        <w:t>PRINCIPE A •</w:t>
       </w:r>
     </w:p>
     <w:p>
@@ -670,7 +670,7 @@
           <w:color w:val="2F5496"/>
           <w:sz w:val="24"/>
         </w:rPr>
-        <w:t>M'CANISME</w:t>
+        <w:t>MÉCANISME</w:t>
       </w:r>
     </w:p>
     <w:p>
@@ -690,7 +690,7 @@
           <w:color w:val="000000"/>
           <w:sz w:val="22"/>
         </w:rPr>
-        <w:t>L'inobservation par l'employeur de ses obligations l'gales, conventionnelles, ou contractuelles peut justifier que le salarie prenne</w:t>
+        <w:t>L'inobservation par l'employeur de ses obligations légales, conventionnelles, ou contractuelles peut justifier que le salarié prenne</w:t>
       </w:r>
     </w:p>
     <w:p>
@@ -700,7 +700,7 @@
           <w:color w:val="000000"/>
           <w:sz w:val="22"/>
         </w:rPr>
-        <w:t>l'initiative de la rupture. La faute de l'employeur justifie de mettre un terme au contrat de travail, mais c'est au salarie qui l'invoque</w:t>
+        <w:t>l'initiative de la rupture. La faute de l'employeur justifie de mettre un terme au contrat de travail, mais c'est au salarié qui l'invoque</w:t>
       </w:r>
     </w:p>
     <w:p>
@@ -710,7 +710,7 @@
           <w:color w:val="000000"/>
           <w:sz w:val="22"/>
         </w:rPr>
-        <w:t>d'etre en mesure de d'montrer l'existence d'une faute de l'employeur. C'est donc a lui qu'il incombe d'en apporter la preuve (Cass.</w:t>
+        <w:t>d'être en mesure de démontrer l'existence d'une faute de l'employeur. C'est donc a lui qu'il incombe d'en apporter la preuve (Cass.</w:t>
       </w:r>
     </w:p>
     <w:p>
@@ -720,7 +720,7 @@
           <w:color w:val="000000"/>
           <w:sz w:val="22"/>
         </w:rPr>
-        <w:t>soc. 19 d'cembre 2007). La prise d'acte entraene la rupture immediate du contrat de travail et ne peut etre retractee (Cass. soc. 3</w:t>
+        <w:t>soc. 19 décembre 2007). La prise d'acte entraîne la rupture immédiate du contrat de travail et ne peut être rétractée (Cass. soc. 3</w:t>
       </w:r>
     </w:p>
     <w:p>
@@ -730,7 +730,7 @@
           <w:color w:val="000000"/>
           <w:sz w:val="22"/>
         </w:rPr>
-        <w:t>novembre 2009). Elle ne n'cessite pas non plus une mise en demeure prealable (Cass. soc. avis du 13 avril 2019).</w:t>
+        <w:t>novembre 2009). Elle ne nécessite pas non plus une mise en demeure préalable (Cass. soc. avis du 13 avril 2019).</w:t>
       </w:r>
     </w:p>
     <w:p>
@@ -740,7 +740,7 @@
           <w:color w:val="000000"/>
           <w:sz w:val="22"/>
         </w:rPr>
-        <w:t>Les fautes sont d'une grande variet' et laissees e l'appreciation du juge qui doit verifier si les manquements reproches e l'em-</w:t>
+        <w:t>Les fautes sont d'une grande variété et laissées à l'appréciation du juge qui doit vérifier si les manquements reproches à l'em-</w:t>
       </w:r>
     </w:p>
     <w:p>
@@ -783,7 +783,7 @@
           <w:color w:val="000000"/>
           <w:sz w:val="22"/>
         </w:rPr>
-        <w:t>Les actes repet's de harcelement moral (Cass. soc. 28 mars 2018 ; Cass. soc. 27 octobre 2004). e</w:t>
+        <w:t>Les actes réputés de harcèlement moral (Cass. soc. 28 mars 2018 ; Cass. soc. 27 octobre 2004). à</w:t>
       </w:r>
     </w:p>
     <w:p>
@@ -793,7 +793,7 @@
           <w:color w:val="000000"/>
           <w:sz w:val="22"/>
         </w:rPr>
-        <w:t>Atteinte e l'integrite physique du salarie (Cass. soc. 30 octobre 2007). e</w:t>
+        <w:t>Atteinte à l'intégrité physique du salarié (Cass. soc. 30 octobre 2007). à</w:t>
       </w:r>
     </w:p>
     <w:p>
@@ -803,7 +803,7 @@
           <w:color w:val="000000"/>
           <w:sz w:val="22"/>
         </w:rPr>
-        <w:t>Le non-remboursement de 30% des frais professionnels (Cass. soc. 9 avril 2008), l'absence de paiement du e</w:t>
+        <w:t>Le non-remboursement de 30% des frais professionnels (Cass. soc. 9 avril 2008), l'absence de paiement du à</w:t>
       </w:r>
     </w:p>
     <w:p>
@@ -813,7 +813,7 @@
           <w:color w:val="000000"/>
           <w:sz w:val="22"/>
         </w:rPr>
-        <w:t>salaire (Cass. soc. 19 octobre 2005), n'anmoins un seul incident ne justifie pas la prise d'acte de la rupture du</w:t>
+        <w:t>salaire (Cass. soc. 19 octobre 2005), néanmoins un seul incident ne justifie pas la prise d'acte de la rupture du</w:t>
       </w:r>
     </w:p>
     <w:p>
@@ -823,7 +823,7 @@
           <w:color w:val="000000"/>
           <w:sz w:val="22"/>
         </w:rPr>
-        <w:t>contrat (Cass. soc. 23 mai 2005) ni m'me le d'faut de d'livrance du bulletin de paye pendant deux mois (Cass.</w:t>
+        <w:t>contrat (Cass. soc. 23 mai 2005) ni même le défaut de délivrance du bulletin de paye pendant deux mois (Cass.</w:t>
       </w:r>
     </w:p>
     <w:p>
@@ -833,7 +833,7 @@
           <w:color w:val="000000"/>
           <w:sz w:val="22"/>
         </w:rPr>
-        <w:t>soc. 9 avril 2008). Le non-paiement d'une prime de casse-croete (Cass. soc. 7 avril 2010).</w:t>
+        <w:t>soc. 9 avril 2008). Le non-paiement d'une prime de casse-croûte (Cass. soc. 7 avril 2010).</w:t>
       </w:r>
     </w:p>
     <w:p>
@@ -843,7 +843,7 @@
           <w:color w:val="000000"/>
           <w:sz w:val="22"/>
         </w:rPr>
-        <w:t>Une remuneration non conforme e l'anciennete et aux responsabilites exercees (Cass. soc. 21 mars 2012). e</w:t>
+        <w:t>Une rémunération non conforme à l'ancienneté et aux responsabilités exercées (Cass. soc. 21 mars 2012). à</w:t>
       </w:r>
     </w:p>
     <w:p>
@@ -853,7 +853,7 @@
           <w:color w:val="000000"/>
           <w:sz w:val="22"/>
         </w:rPr>
-        <w:t>Le non-paiement des heures de d'l'gation (Cass. soc. 14 octobre 2015) ou encore le non-paiement d'un mois de e</w:t>
+        <w:t>Le non-paiement des heures de délégation (Cass. soc. 14 octobre 2015) ou encore le non-paiement d'un mois de à</w:t>
       </w:r>
     </w:p>
     <w:p>
@@ -876,7 +876,7 @@
           <w:color w:val="2F5496"/>
           <w:sz w:val="24"/>
         </w:rPr>
-        <w:t>EFFETS B e</w:t>
+        <w:t>EFFETS B •</w:t>
       </w:r>
     </w:p>
     <w:p>
@@ -886,7 +886,7 @@
           <w:color w:val="000000"/>
           <w:sz w:val="22"/>
         </w:rPr>
-        <w:t>Le juge charge d'apprecier la situation doit verifier si les manquements invoques sont. e la lueur de ses observations, il peut conclure soit que :</w:t>
+        <w:t>Le juge charge d'apprécier la situation doit vérifier si les manquements invoqués sont. à la lueur de ses observations, il peut conclure soit que :</w:t>
       </w:r>
     </w:p>
     <w:p>
@@ -896,7 +896,7 @@
           <w:color w:val="000000"/>
           <w:sz w:val="22"/>
         </w:rPr>
-        <w:t>Les faits fautifs evoques sont insuffisamment prouves, insuffisamment graves ou ne justifient pas la rupture du ?</w:t>
+        <w:t>Les faits fautifs évoqués sont insuffisamment prouvés, insuffisamment graves ou ne justifient pas la rupture du ?</w:t>
       </w:r>
     </w:p>
     <w:p>
@@ -906,7 +906,7 @@
           <w:color w:val="000000"/>
           <w:sz w:val="22"/>
         </w:rPr>
-        <w:t>contrat de travail. Il doit alors conclure e la d'mission du salarie.</w:t>
+        <w:t>contrat de travail. Il doit alors conclure à la démission du salarié.</w:t>
       </w:r>
     </w:p>
     <w:p>
@@ -916,7 +916,7 @@
           <w:color w:val="000000"/>
           <w:sz w:val="22"/>
         </w:rPr>
-        <w:t>Les manquements fautifs de l'employeur sont averes et leur gravite justifie la rupture unilaterale du contrat de travail. ?</w:t>
+        <w:t>Les manquements fautifs de l'employeur sont avérés et leur gravité justifie la rupture unilatérale du contrat de travail. ?</w:t>
       </w:r>
     </w:p>
     <w:p>
@@ -926,7 +926,7 @@
           <w:color w:val="000000"/>
           <w:sz w:val="22"/>
         </w:rPr>
-        <w:t>La d'mission produit alors les effets d'un licenciement sans cause reelle et s'rieuse. Dans cette hypothese, le salarie est admis au</w:t>
+        <w:t>La démission produit alors les effets d'un licenciement sans cause réelle et sérieuse. Dans cette hypothèse, le salarié est admis au</w:t>
       </w:r>
     </w:p>
     <w:p>
@@ -936,9 +936,10 @@
           <w:color w:val="000000"/>
           <w:sz w:val="22"/>
         </w:rPr>
-        <w:t>ben'fice de l'ensemble des indemnites liees e cette qualification.</w:t>
+        <w:t>bénéfice de l'ensemble des indemnités liées à cette qualification.</w:t>
       </w:r>
     </w:p>
+    <w:p/>
     <w:p/>
     <w:sectPr>
       <w:pgSz w:w="12240" w:h="15840"/>

--- a/droit social dcg/15- d mission.docx
+++ b/droit social dcg/15- d mission.docx
@@ -27,7 +27,7 @@
           <w:color w:val="2F5496"/>
           <w:sz w:val="24"/>
         </w:rPr>
-        <w:t>LA DÉMISSION VOLONTAIRE I •</w:t>
+        <w:t>I • LA DÉMISSION VOLONTAIRE</w:t>
       </w:r>
     </w:p>
     <w:p>
@@ -37,17 +37,17 @@
       <w:r>
         <w:rPr>
           <w:b/>
-          <w:color w:val="7030A0"/>
+          <w:color w:val="BF5700"/>
           <w:sz w:val="24"/>
         </w:rPr>
-        <w:t>DÉFINITION ET CONDITIONS DE FOND A •</w:t>
+        <w:t>A • DÉFINITION ET CONDITIONS DE FOND</w:t>
       </w:r>
     </w:p>
     <w:p>
       <w:r>
         <w:rPr>
           <w:b w:val="0"/>
-          <w:color w:val="7030A0"/>
+          <w:color w:val="BF5700"/>
           <w:sz w:val="22"/>
         </w:rPr>
         <w:t>La démission est l'acte unilatéral par lequel le salarié décide de mettre fin à la relation de travail.</w:t>
@@ -57,7 +57,7 @@
       <w:r>
         <w:rPr>
           <w:b w:val="0"/>
-          <w:color w:val="7030A0"/>
+          <w:color w:val="BF5700"/>
           <w:sz w:val="22"/>
         </w:rPr>
         <w:t>Cette modalité particulière de rompre le contrat de travail est réservée aux contrats à durée indéterminés. Les contrats à durée</w:t>
@@ -67,7 +67,7 @@
       <w:r>
         <w:rPr>
           <w:b w:val="0"/>
-          <w:color w:val="7030A0"/>
+          <w:color w:val="BF5700"/>
           <w:sz w:val="22"/>
         </w:rPr>
         <w:t>déterminée et autres contrats précaires doivent, eux, se poursuivre en principe jusqu'au terme prévu. Les motifs de rupture anticipée</w:t>
@@ -77,7 +77,7 @@
       <w:r>
         <w:rPr>
           <w:b w:val="0"/>
-          <w:color w:val="7030A0"/>
+          <w:color w:val="BF5700"/>
           <w:sz w:val="22"/>
         </w:rPr>
         <w:t>ne prévoient pas la démission. La démission doit résulter d'une volonté claire, sérieuse et non équivoque. Ainsi la démission ne se</w:t>
@@ -87,7 +87,7 @@
       <w:r>
         <w:rPr>
           <w:b w:val="0"/>
-          <w:color w:val="7030A0"/>
+          <w:color w:val="BF5700"/>
           <w:sz w:val="22"/>
         </w:rPr>
         <w:t>présume pas et doit être l'expression d'une réflexion sérieuse et aboutie du salarié sans qu'il soit nécessaire de la motiver. Par exemple</w:t>
@@ -97,7 +97,7 @@
       <w:r>
         <w:rPr>
           <w:b w:val="0"/>
-          <w:color w:val="7030A0"/>
+          <w:color w:val="BF5700"/>
           <w:sz w:val="22"/>
         </w:rPr>
         <w:t>une démission donnée sous l'emprise de la colère ou d'un mouvement d'humeur ne répond pas aux critères définis. Afin de mieux</w:t>
@@ -107,7 +107,7 @@
       <w:r>
         <w:rPr>
           <w:b w:val="0"/>
-          <w:color w:val="7030A0"/>
+          <w:color w:val="BF5700"/>
           <w:sz w:val="22"/>
         </w:rPr>
         <w:t>sécuriser l'incertitude que l'abandon de poste peut générer, la loi du 21 décembre 2022 est venue encadrer une telle situation. En</w:t>
@@ -117,7 +117,7 @@
       <w:r>
         <w:rPr>
           <w:b w:val="0"/>
-          <w:color w:val="7030A0"/>
+          <w:color w:val="BF5700"/>
           <w:sz w:val="22"/>
         </w:rPr>
         <w:t>effet, la loi institue désormais une présomption de démission des lors que le salarié ne reprend pas son travail après avoir été mis</w:t>
@@ -127,7 +127,7 @@
       <w:r>
         <w:rPr>
           <w:b w:val="0"/>
-          <w:color w:val="7030A0"/>
+          <w:color w:val="BF5700"/>
           <w:sz w:val="22"/>
         </w:rPr>
         <w:t>en demeure de justifier de son absence et de reprendre son poste dans un délai de quinze jours au minimum.</w:t>
@@ -137,7 +137,7 @@
       <w:r>
         <w:rPr>
           <w:b w:val="0"/>
-          <w:color w:val="7030A0"/>
+          <w:color w:val="BF5700"/>
           <w:sz w:val="22"/>
         </w:rPr>
         <w:t>Le salarié qui entend contester l'usage de cette présomption par l'employeur peut saisir le conseil de prudéhommes dont le</w:t>
@@ -147,7 +147,7 @@
       <w:r>
         <w:rPr>
           <w:b w:val="0"/>
-          <w:color w:val="7030A0"/>
+          <w:color w:val="BF5700"/>
           <w:sz w:val="22"/>
         </w:rPr>
         <w:t>bureau de jugement doit statuer dans le délai d'un mois à compter de sa saisine.</w:t>
@@ -157,7 +157,7 @@
       <w:r>
         <w:rPr>
           <w:b w:val="0"/>
-          <w:color w:val="7030A0"/>
+          <w:color w:val="BF5700"/>
           <w:sz w:val="22"/>
         </w:rPr>
         <w:t>67</w:t>
@@ -167,7 +167,7 @@
       <w:r>
         <w:rPr>
           <w:b w:val="0"/>
-          <w:color w:val="7030A0"/>
+          <w:color w:val="BF5700"/>
           <w:sz w:val="22"/>
         </w:rPr>
         <w:t>éditions Corroy à 4 rue de Villars, 42000 Saint-etienne à 04 77 79 92 46 à infos@editions-corroy.fr</w:t>
@@ -177,7 +177,7 @@
       <w:r>
         <w:rPr>
           <w:b w:val="0"/>
-          <w:color w:val="7030A0"/>
+          <w:color w:val="BF5700"/>
           <w:sz w:val="22"/>
         </w:rPr>
         <w:t>Exercice</w:t>
@@ -187,7 +187,7 @@
       <w:r>
         <w:rPr>
           <w:b w:val="0"/>
-          <w:color w:val="7030A0"/>
+          <w:color w:val="BF5700"/>
           <w:sz w:val="22"/>
         </w:rPr>
         <w:t>correspondant</w:t>
@@ -197,7 +197,7 @@
       <w:r>
         <w:rPr>
           <w:b w:val="0"/>
-          <w:color w:val="7030A0"/>
+          <w:color w:val="BF5700"/>
           <w:sz w:val="22"/>
         </w:rPr>
         <w:t>MARQUIS : conditions de fond et de forme de la démission, nature de la prise d'acte, conditions, conséquences,</w:t>
@@ -207,18 +207,21 @@
       <w:r>
         <w:rPr>
           <w:b w:val="0"/>
-          <w:color w:val="7030A0"/>
+          <w:color w:val="BF5700"/>
           <w:sz w:val="22"/>
         </w:rPr>
         <w:t>pouvoir d'appréciation du juge</w:t>
       </w:r>
     </w:p>
     <w:p>
+      <w:pPr>
+        <w:pStyle w:val="Heading2"/>
+      </w:pPr>
       <w:r>
         <w:rPr>
-          <w:b w:val="0"/>
-          <w:color w:val="7030A0"/>
-          <w:sz w:val="22"/>
+          <w:b/>
+          <w:color w:val="2F5496"/>
+          <w:sz w:val="24"/>
         </w:rPr>
         <w:t>DCGUE3F.qxp_DCGUE3F 24/07/2025 10:26 Page 67</w:t>
       </w:r>
@@ -230,17 +233,17 @@
       <w:r>
         <w:rPr>
           <w:b/>
-          <w:color w:val="7030A0"/>
+          <w:color w:val="BF5700"/>
           <w:sz w:val="24"/>
         </w:rPr>
-        <w:t>CONDITIONS DE FORME B •</w:t>
+        <w:t>B • CONDITIONS DE FORME</w:t>
       </w:r>
     </w:p>
     <w:p>
       <w:r>
         <w:rPr>
           <w:b w:val="0"/>
-          <w:color w:val="7030A0"/>
+          <w:color w:val="BF5700"/>
           <w:sz w:val="22"/>
         </w:rPr>
         <w:t>La loi ne pose aucune condition de forme. Par conséquent la démission peut aussi bien résulter d'un écrit qu'être formulée</w:t>
@@ -250,7 +253,7 @@
       <w:r>
         <w:rPr>
           <w:b w:val="0"/>
-          <w:color w:val="7030A0"/>
+          <w:color w:val="BF5700"/>
           <w:sz w:val="22"/>
         </w:rPr>
         <w:t>oralement. Bien sur cette dernière hypothèse ne permet de se réserver la preuve que les conditions de fond sont bien remplies.</w:t>
@@ -260,7 +263,7 @@
       <w:r>
         <w:rPr>
           <w:b w:val="0"/>
-          <w:color w:val="7030A0"/>
+          <w:color w:val="BF5700"/>
           <w:sz w:val="22"/>
         </w:rPr>
         <w:t>à noter que les conventions collectives peuvent prévoir des modalités particulières (de fond et de forme) quant à la</w:t>
@@ -270,7 +273,7 @@
       <w:r>
         <w:rPr>
           <w:b w:val="0"/>
-          <w:color w:val="7030A0"/>
+          <w:color w:val="BF5700"/>
           <w:sz w:val="22"/>
         </w:rPr>
         <w:t>démission (délai, forme écriteé) sans pour autant vider celle-ci de ses effets.</w:t>
@@ -286,7 +289,7 @@
           <w:color w:val="2F5496"/>
           <w:sz w:val="24"/>
         </w:rPr>
-        <w:t>EFFETS DE LA DÉMISSION C •</w:t>
+        <w:t>C • EFFETS DE LA DÉMISSION</w:t>
       </w:r>
     </w:p>
     <w:p>
@@ -316,7 +319,7 @@
       <w:r>
         <w:rPr>
           <w:b w:val="0"/>
-          <w:color w:val="000000"/>
+          <w:color w:val="BF5700"/>
           <w:sz w:val="22"/>
         </w:rPr>
         <w:t>Le salarié démissionnaire doit respecter un préavis fixe soit par la loi (pour certaines professions comme les journalistes) soit</w:t>
@@ -408,7 +411,7 @@
       <w:r>
         <w:rPr>
           <w:b w:val="0"/>
-          <w:color w:val="000000"/>
+          <w:color w:val="BF5700"/>
           <w:sz w:val="22"/>
         </w:rPr>
         <w:t>L'employeur doit remettre au salarié démissionnaire les mêmes documents que ceux remis aux salariés licenciés, à savoir :</w:t>
@@ -421,7 +424,7 @@
       <w:r>
         <w:rPr>
           <w:b w:val="0"/>
-          <w:color w:val="000000"/>
+          <w:color w:val="BF5700"/>
           <w:sz w:val="22"/>
         </w:rPr>
         <w:t>un certificat de travail. (obligatoire) ;</w:t>
@@ -434,7 +437,7 @@
       <w:r>
         <w:rPr>
           <w:b w:val="0"/>
-          <w:color w:val="000000"/>
+          <w:color w:val="BF5700"/>
           <w:sz w:val="22"/>
         </w:rPr>
         <w:t>une attestation pour France Travail (obligatoire) ;</w:t>
@@ -480,7 +483,7 @@
       <w:r>
         <w:rPr>
           <w:b w:val="0"/>
-          <w:color w:val="000000"/>
+          <w:color w:val="BF5700"/>
           <w:sz w:val="22"/>
         </w:rPr>
         <w:t>En principe la démission ne donne pas droit aux allocations chômage dans la mesure où ces dernières ne sont accordées</w:t>
@@ -572,7 +575,7 @@
       <w:r>
         <w:rPr>
           <w:b w:val="0"/>
-          <w:color w:val="000000"/>
+          <w:color w:val="BF5700"/>
           <w:sz w:val="22"/>
         </w:rPr>
         <w:t>satisfont à des conditions d'activité antérieure spécifiques ;</w:t>
@@ -605,7 +608,7 @@
       <w:r>
         <w:rPr>
           <w:b w:val="0"/>
-          <w:color w:val="000000"/>
+          <w:color w:val="00703C"/>
           <w:sz w:val="22"/>
         </w:rPr>
         <w:t>Le projet du salarié doit présenter un caractère réel et sérieux et celui-ci doit, préalablement à sa démission, demander un</w:t>
@@ -631,7 +634,7 @@
           <w:color w:val="2F5496"/>
           <w:sz w:val="24"/>
         </w:rPr>
-        <w:t>LA DÉMISSION FORCÉE : RUPTURE AUX TORTS DE L'EMPLOYEUR II •</w:t>
+        <w:t>II • LA DÉMISSION FORCÉE : RUPTURE AUX TORTS DE L'EMPLOYEUR</w:t>
       </w:r>
     </w:p>
     <w:p>
@@ -654,10 +657,10 @@
       <w:r>
         <w:rPr>
           <w:b/>
-          <w:color w:val="006100"/>
+          <w:color w:val="BF5700"/>
           <w:sz w:val="24"/>
         </w:rPr>
-        <w:t>PRINCIPE A •</w:t>
+        <w:t>A • PRINCIPE</w:t>
       </w:r>
     </w:p>
     <w:p>
@@ -687,7 +690,7 @@
       <w:r>
         <w:rPr>
           <w:b w:val="0"/>
-          <w:color w:val="000000"/>
+          <w:color w:val="BF5700"/>
           <w:sz w:val="22"/>
         </w:rPr>
         <w:t>L'inobservation par l'employeur de ses obligations légales, conventionnelles, ou contractuelles peut justifier que le salarié prenne</w:t>
@@ -737,7 +740,7 @@
       <w:r>
         <w:rPr>
           <w:b w:val="0"/>
-          <w:color w:val="000000"/>
+          <w:color w:val="BF5700"/>
           <w:sz w:val="22"/>
         </w:rPr>
         <w:t>Les fautes sont d'une grande variété et laissées à l'appréciation du juge qui doit vérifier si les manquements reproches à l'em-</w:t>
@@ -876,14 +879,14 @@
           <w:color w:val="2F5496"/>
           <w:sz w:val="24"/>
         </w:rPr>
-        <w:t>EFFETS B •</w:t>
+        <w:t>B • EFFETS</w:t>
       </w:r>
     </w:p>
     <w:p>
       <w:r>
         <w:rPr>
           <w:b w:val="0"/>
-          <w:color w:val="000000"/>
+          <w:color w:val="BF5700"/>
           <w:sz w:val="22"/>
         </w:rPr>
         <w:t>Le juge charge d'apprécier la situation doit vérifier si les manquements invoqués sont. à la lueur de ses observations, il peut conclure soit que :</w:t>
@@ -903,7 +906,7 @@
       <w:r>
         <w:rPr>
           <w:b w:val="0"/>
-          <w:color w:val="000000"/>
+          <w:color w:val="BF5700"/>
           <w:sz w:val="22"/>
         </w:rPr>
         <w:t>contrat de travail. Il doit alors conclure à la démission du salarié.</w:t>
